--- a/Abstraccion_Fase3CarlosBasto.docx
+++ b/Abstraccion_Fase3CarlosBasto.docx
@@ -19,6 +19,10 @@
         <w:spacing w:after="120"/>
       </w:pPr>
       <w:r>
+        <w:rPr>
+          <w:sz w:val="22"/>
+          <w:szCs w:val="22"/>
+        </w:rPr>
         <w:t>Nombre del Estudiante: Carlos Basto</w:t>
       </w:r>
     </w:p>
@@ -27,6 +31,10 @@
         <w:spacing w:after="120"/>
       </w:pPr>
       <w:r>
+        <w:rPr>
+          <w:sz w:val="22"/>
+          <w:szCs w:val="22"/>
+        </w:rPr>
         <w:t>Curso: Estructura de Datos (301305) – Proyecto: Fase3CarlosBasto</w:t>
       </w:r>
     </w:p>
@@ -35,46 +43,90 @@
         <w:spacing w:after="120"/>
       </w:pPr>
       <w:r>
+        <w:rPr>
+          <w:sz w:val="22"/>
+          <w:szCs w:val="22"/>
+        </w:rPr>
         <w:t xml:space="preserve">Planteamiento del problema: La Caja de Compensación Familiar “Compensándote” requiere controlar a los usuarios que se acercan a sus centros de servicios a solicitar la afiliación. La aplicación tiene un </w:t>
       </w:r>
       <w:proofErr w:type="spellStart"/>
       <w:r>
+        <w:rPr>
+          <w:sz w:val="22"/>
+          <w:szCs w:val="22"/>
+        </w:rPr>
         <w:t>Login</w:t>
       </w:r>
       <w:proofErr w:type="spellEnd"/>
       <w:r>
+        <w:rPr>
+          <w:sz w:val="22"/>
+          <w:szCs w:val="22"/>
+        </w:rPr>
         <w:t xml:space="preserve"> (clave “Caja”) y un formulario donde se registr</w:t>
       </w:r>
       <w:r>
+        <w:rPr>
+          <w:sz w:val="22"/>
+          <w:szCs w:val="22"/>
+        </w:rPr>
         <w:t>an tipo y número de identificación, nombre, ingresos, servicio deseado, modalidad de empleo y fecha de afiliación. La tarifa de afiliación se calcula según los ingresos, la modalidad de empleo y el servicio, y los registros se manejan en memoria con una pi</w:t>
       </w:r>
       <w:r>
+        <w:rPr>
+          <w:sz w:val="22"/>
+          <w:szCs w:val="22"/>
+        </w:rPr>
         <w:t>la (</w:t>
       </w:r>
       <w:proofErr w:type="spellStart"/>
       <w:r>
+        <w:rPr>
+          <w:sz w:val="22"/>
+          <w:szCs w:val="22"/>
+        </w:rPr>
         <w:t>list</w:t>
       </w:r>
       <w:proofErr w:type="spellEnd"/>
       <w:r>
+        <w:rPr>
+          <w:sz w:val="22"/>
+          <w:szCs w:val="22"/>
+        </w:rPr>
         <w:t>), una cola (</w:t>
       </w:r>
       <w:proofErr w:type="spellStart"/>
       <w:proofErr w:type="gramStart"/>
       <w:r>
+        <w:rPr>
+          <w:sz w:val="22"/>
+          <w:szCs w:val="22"/>
+        </w:rPr>
         <w:t>collections.deque</w:t>
       </w:r>
       <w:proofErr w:type="spellEnd"/>
       <w:proofErr w:type="gramEnd"/>
       <w:r>
+        <w:rPr>
+          <w:sz w:val="22"/>
+          <w:szCs w:val="22"/>
+        </w:rPr>
         <w:t>) y una lista (</w:t>
       </w:r>
       <w:proofErr w:type="spellStart"/>
       <w:r>
+        <w:rPr>
+          <w:sz w:val="22"/>
+          <w:szCs w:val="22"/>
+        </w:rPr>
         <w:t>list</w:t>
       </w:r>
       <w:proofErr w:type="spellEnd"/>
       <w:r>
+        <w:rPr>
+          <w:sz w:val="22"/>
+          <w:szCs w:val="22"/>
+        </w:rPr>
         <w:t>), con reportes de suma de tarifas, cantidad de registros y promedio de ingresos respectivamente.</w:t>
       </w:r>
     </w:p>
@@ -93,13 +145,13 @@
           <w:left w:w="10" w:type="dxa"/>
           <w:right w:w="10" w:type="dxa"/>
         </w:tblCellMar>
-        <w:tblLook w:val="0000" w:firstRow="0" w:lastRow="0" w:firstColumn="0" w:lastColumn="0" w:noHBand="0" w:noVBand="0"/>
+        <w:tblLook w:val="04A0" w:firstRow="1" w:lastRow="0" w:firstColumn="1" w:lastColumn="0" w:noHBand="0" w:noVBand="1"/>
       </w:tblPr>
       <w:tblGrid>
-        <w:gridCol w:w="2546"/>
-        <w:gridCol w:w="3720"/>
-        <w:gridCol w:w="1960"/>
-        <w:gridCol w:w="4734"/>
+        <w:gridCol w:w="2300"/>
+        <w:gridCol w:w="3300"/>
+        <w:gridCol w:w="2000"/>
+        <w:gridCol w:w="5360"/>
       </w:tblGrid>
       <w:tr>
         <w:tblPrEx>
@@ -136,6 +188,8 @@
               <w:rPr>
                 <w:b/>
                 <w:bCs/>
+                <w:sz w:val="20"/>
+                <w:szCs w:val="20"/>
               </w:rPr>
               <w:t>Nombre de la clase y su ámbito de visibilidad</w:t>
             </w:r>
@@ -166,6 +220,8 @@
               <w:rPr>
                 <w:b/>
                 <w:bCs/>
+                <w:sz w:val="20"/>
+                <w:szCs w:val="20"/>
               </w:rPr>
               <w:t xml:space="preserve">Propiedades y/o atributos de la clase con sus tipos de </w:t>
             </w:r>
@@ -173,6 +229,8 @@
               <w:rPr>
                 <w:b/>
                 <w:bCs/>
+                <w:sz w:val="20"/>
+                <w:szCs w:val="20"/>
               </w:rPr>
               <w:t>datos</w:t>
             </w:r>
@@ -203,6 +261,8 @@
               <w:rPr>
                 <w:b/>
                 <w:bCs/>
+                <w:sz w:val="20"/>
+                <w:szCs w:val="20"/>
               </w:rPr>
               <w:t>Tipo de estructura que soporta</w:t>
             </w:r>
@@ -233,6 +293,8 @@
               <w:rPr>
                 <w:b/>
                 <w:bCs/>
+                <w:sz w:val="20"/>
+                <w:szCs w:val="20"/>
               </w:rPr>
               <w:t>Acciones que tendrá el formulario de ingreso de datos (métodos)</w:t>
             </w:r>
@@ -268,10 +330,18 @@
               <w:spacing w:after="40"/>
             </w:pPr>
             <w:r>
+              <w:rPr>
+                <w:sz w:val="20"/>
+                <w:szCs w:val="20"/>
+              </w:rPr>
               <w:t xml:space="preserve">Clase: </w:t>
             </w:r>
             <w:proofErr w:type="spellStart"/>
             <w:r>
+              <w:rPr>
+                <w:sz w:val="20"/>
+                <w:szCs w:val="20"/>
+              </w:rPr>
               <w:t>EstructuraDatosAfiliado</w:t>
             </w:r>
             <w:proofErr w:type="spellEnd"/>
@@ -281,22 +351,42 @@
               <w:spacing w:after="40"/>
             </w:pPr>
             <w:r>
+              <w:rPr>
+                <w:sz w:val="20"/>
+                <w:szCs w:val="20"/>
+              </w:rPr>
               <w:t>Ámbito: Pública (</w:t>
             </w:r>
             <w:proofErr w:type="spellStart"/>
             <w:r>
+              <w:rPr>
+                <w:sz w:val="20"/>
+                <w:szCs w:val="20"/>
+              </w:rPr>
               <w:t>public</w:t>
             </w:r>
             <w:proofErr w:type="spellEnd"/>
             <w:r>
+              <w:rPr>
+                <w:sz w:val="20"/>
+                <w:szCs w:val="20"/>
+              </w:rPr>
               <w:t xml:space="preserve"> </w:t>
             </w:r>
             <w:proofErr w:type="spellStart"/>
             <w:r>
+              <w:rPr>
+                <w:sz w:val="20"/>
+                <w:szCs w:val="20"/>
+              </w:rPr>
               <w:t>class</w:t>
             </w:r>
             <w:proofErr w:type="spellEnd"/>
             <w:r>
+              <w:rPr>
+                <w:sz w:val="20"/>
+                <w:szCs w:val="20"/>
+              </w:rPr>
               <w:t>)</w:t>
             </w:r>
           </w:p>
@@ -305,6 +395,10 @@
               <w:spacing w:after="40"/>
             </w:pPr>
             <w:r>
+              <w:rPr>
+                <w:sz w:val="20"/>
+                <w:szCs w:val="20"/>
+              </w:rPr>
               <w:t>Registro de un afiliado.</w:t>
             </w:r>
           </w:p>
@@ -335,43 +429,47 @@
             </w:pPr>
             <w:r>
               <w:rPr>
-                <w:lang w:val="en-US"/>
-              </w:rPr>
-              <w:t xml:space="preserve">str </w:t>
-            </w:r>
-            <w:proofErr w:type="spellStart"/>
-            <w:r>
-              <w:rPr>
-                <w:lang w:val="en-US"/>
-              </w:rPr>
-              <w:t>id_type</w:t>
-            </w:r>
-            <w:proofErr w:type="spellEnd"/>
-            <w:r>
-              <w:rPr>
-                <w:lang w:val="en-US"/>
-              </w:rPr>
-              <w:t xml:space="preserve"> (CC, CE, NUIP, PAS)</w:t>
-            </w:r>
-          </w:p>
-          <w:p>
-            <w:pPr>
-              <w:spacing w:after="40"/>
-            </w:pPr>
-            <w:proofErr w:type="spellStart"/>
-            <w:r>
+                <w:sz w:val="20"/>
+                <w:szCs w:val="20"/>
+                <w:lang w:val="en-US"/>
+              </w:rPr>
+              <w:t>str id_type (CC, CE, NUIP, PAS)</w:t>
+            </w:r>
+          </w:p>
+          <w:p>
+            <w:pPr>
+              <w:spacing w:after="40"/>
+            </w:pPr>
+            <w:proofErr w:type="spellStart"/>
+            <w:r>
+              <w:rPr>
+                <w:sz w:val="20"/>
+                <w:szCs w:val="20"/>
+              </w:rPr>
               <w:t>str</w:t>
             </w:r>
             <w:proofErr w:type="spellEnd"/>
             <w:r>
+              <w:rPr>
+                <w:sz w:val="20"/>
+                <w:szCs w:val="20"/>
+              </w:rPr>
               <w:t xml:space="preserve"> </w:t>
             </w:r>
             <w:proofErr w:type="spellStart"/>
             <w:r>
+              <w:rPr>
+                <w:sz w:val="20"/>
+                <w:szCs w:val="20"/>
+              </w:rPr>
               <w:t>id_number</w:t>
             </w:r>
             <w:proofErr w:type="spellEnd"/>
             <w:r>
+              <w:rPr>
+                <w:sz w:val="20"/>
+                <w:szCs w:val="20"/>
+              </w:rPr>
               <w:t xml:space="preserve"> (solo números)</w:t>
             </w:r>
           </w:p>
@@ -384,187 +482,91 @@
             </w:pPr>
             <w:r>
               <w:rPr>
-                <w:lang w:val="en-US"/>
-              </w:rPr>
-              <w:t xml:space="preserve">str </w:t>
-            </w:r>
-            <w:proofErr w:type="spellStart"/>
-            <w:r>
-              <w:rPr>
-                <w:lang w:val="en-US"/>
-              </w:rPr>
-              <w:t>full_name</w:t>
-            </w:r>
-            <w:proofErr w:type="spellEnd"/>
-            <w:r>
-              <w:rPr>
-                <w:lang w:val="en-US"/>
-              </w:rPr>
-              <w:t xml:space="preserve"> (solo </w:t>
-            </w:r>
-            <w:proofErr w:type="spellStart"/>
-            <w:r>
-              <w:rPr>
-                <w:lang w:val="en-US"/>
-              </w:rPr>
-              <w:t>letras</w:t>
-            </w:r>
-            <w:proofErr w:type="spellEnd"/>
-            <w:r>
-              <w:rPr>
-                <w:lang w:val="en-US"/>
-              </w:rPr>
-              <w:t>)</w:t>
-            </w:r>
-          </w:p>
-          <w:p>
-            <w:pPr>
-              <w:spacing w:after="40"/>
-              <w:rPr>
-                <w:lang w:val="en-US"/>
-              </w:rPr>
-            </w:pPr>
-            <w:r>
-              <w:rPr>
-                <w:lang w:val="en-US"/>
-              </w:rPr>
-              <w:t xml:space="preserve">int </w:t>
-            </w:r>
-            <w:proofErr w:type="spellStart"/>
-            <w:r>
-              <w:rPr>
-                <w:lang w:val="en-US"/>
-              </w:rPr>
-              <w:t>current_income</w:t>
-            </w:r>
-            <w:proofErr w:type="spellEnd"/>
-          </w:p>
-          <w:p>
-            <w:pPr>
-              <w:spacing w:after="40"/>
-              <w:rPr>
-                <w:lang w:val="en-US"/>
-              </w:rPr>
-            </w:pPr>
-            <w:r>
-              <w:rPr>
-                <w:lang w:val="en-US"/>
-              </w:rPr>
-              <w:t xml:space="preserve">str </w:t>
-            </w:r>
-            <w:proofErr w:type="spellStart"/>
-            <w:r>
-              <w:rPr>
-                <w:lang w:val="en-US"/>
-              </w:rPr>
-              <w:t>desired_service</w:t>
-            </w:r>
-            <w:proofErr w:type="spellEnd"/>
-          </w:p>
-          <w:p>
-            <w:pPr>
-              <w:spacing w:after="40"/>
-              <w:rPr>
-                <w:lang w:val="en-US"/>
-              </w:rPr>
-            </w:pPr>
-            <w:r>
-              <w:rPr>
-                <w:lang w:val="en-US"/>
-              </w:rPr>
-              <w:t xml:space="preserve">str </w:t>
-            </w:r>
-            <w:proofErr w:type="spellStart"/>
-            <w:r>
-              <w:rPr>
-                <w:lang w:val="en-US"/>
-              </w:rPr>
-              <w:t>employment_type</w:t>
-            </w:r>
-            <w:proofErr w:type="spellEnd"/>
-            <w:r>
-              <w:rPr>
-                <w:lang w:val="en-US"/>
-              </w:rPr>
-              <w:t xml:space="preserve"> (</w:t>
-            </w:r>
-            <w:proofErr w:type="spellStart"/>
-            <w:r>
-              <w:rPr>
-                <w:lang w:val="en-US"/>
-              </w:rPr>
-              <w:t>Empleado</w:t>
-            </w:r>
-            <w:proofErr w:type="spellEnd"/>
-            <w:r>
-              <w:rPr>
-                <w:lang w:val="en-US"/>
-              </w:rPr>
-              <w:t xml:space="preserve"> / Independiente)</w:t>
-            </w:r>
-          </w:p>
-          <w:p>
-            <w:pPr>
-              <w:spacing w:after="40"/>
-              <w:rPr>
-                <w:lang w:val="en-US"/>
-              </w:rPr>
-            </w:pPr>
-            <w:r>
-              <w:rPr>
-                <w:lang w:val="en-US"/>
-              </w:rPr>
-              <w:t xml:space="preserve">float </w:t>
-            </w:r>
-            <w:proofErr w:type="spellStart"/>
-            <w:r>
-              <w:rPr>
-                <w:lang w:val="en-US"/>
-              </w:rPr>
-              <w:t>affiliation_fee</w:t>
-            </w:r>
-            <w:proofErr w:type="spellEnd"/>
-          </w:p>
-          <w:p>
-            <w:pPr>
-              <w:spacing w:after="40"/>
-              <w:rPr>
-                <w:lang w:val="en-US"/>
-              </w:rPr>
-            </w:pPr>
-            <w:r>
-              <w:rPr>
-                <w:lang w:val="en-US"/>
-              </w:rPr>
-              <w:t xml:space="preserve">date </w:t>
-            </w:r>
-            <w:proofErr w:type="spellStart"/>
-            <w:r>
-              <w:rPr>
-                <w:lang w:val="en-US"/>
-              </w:rPr>
-              <w:t>affiliation_date</w:t>
-            </w:r>
-            <w:proofErr w:type="spellEnd"/>
-            <w:r>
-              <w:rPr>
-                <w:lang w:val="en-US"/>
-              </w:rPr>
-              <w:t xml:space="preserve"> (dd/mm/</w:t>
-            </w:r>
-            <w:proofErr w:type="spellStart"/>
-            <w:r>
-              <w:rPr>
-                <w:lang w:val="en-US"/>
-              </w:rPr>
-              <w:t>aaaa</w:t>
-            </w:r>
-            <w:proofErr w:type="spellEnd"/>
-            <w:r>
-              <w:rPr>
-                <w:lang w:val="en-US"/>
-              </w:rPr>
-              <w:t>)</w:t>
+                <w:sz w:val="20"/>
+                <w:szCs w:val="20"/>
+                <w:lang w:val="en-US"/>
+              </w:rPr>
+              <w:t>str full_name (solo letras)</w:t>
+            </w:r>
+          </w:p>
+          <w:p>
+            <w:pPr>
+              <w:spacing w:after="40"/>
+              <w:rPr>
+                <w:lang w:val="en-US"/>
+              </w:rPr>
+            </w:pPr>
+            <w:r>
+              <w:rPr>
+                <w:sz w:val="20"/>
+                <w:szCs w:val="20"/>
+                <w:lang w:val="en-US"/>
+              </w:rPr>
+              <w:t>int current_income</w:t>
+            </w:r>
+          </w:p>
+          <w:p>
+            <w:pPr>
+              <w:spacing w:after="40"/>
+              <w:rPr>
+                <w:lang w:val="en-US"/>
+              </w:rPr>
+            </w:pPr>
+            <w:r>
+              <w:rPr>
+                <w:sz w:val="20"/>
+                <w:szCs w:val="20"/>
+                <w:lang w:val="en-US"/>
+              </w:rPr>
+              <w:t>str desired_service</w:t>
+            </w:r>
+          </w:p>
+          <w:p>
+            <w:pPr>
+              <w:spacing w:after="40"/>
+              <w:rPr>
+                <w:lang w:val="en-US"/>
+              </w:rPr>
+            </w:pPr>
+            <w:r>
+              <w:rPr>
+                <w:sz w:val="20"/>
+                <w:szCs w:val="20"/>
+                <w:lang w:val="en-US"/>
+              </w:rPr>
+              <w:t>str employment_type (Employee / Independent)</w:t>
+            </w:r>
+          </w:p>
+          <w:p>
+            <w:pPr>
+              <w:spacing w:after="40"/>
+              <w:rPr>
+                <w:lang w:val="en-US"/>
+              </w:rPr>
+            </w:pPr>
+            <w:r>
+              <w:rPr>
+                <w:sz w:val="20"/>
+                <w:szCs w:val="20"/>
+                <w:lang w:val="en-US"/>
+              </w:rPr>
+              <w:t>float affiliation_fee</w:t>
+            </w:r>
+          </w:p>
+          <w:p>
+            <w:pPr>
+              <w:spacing w:after="40"/>
+              <w:rPr>
+                <w:lang w:val="en-US"/>
+              </w:rPr>
+            </w:pPr>
+            <w:r>
+              <w:rPr>
+                <w:sz w:val="20"/>
+                <w:szCs w:val="20"/>
+                <w:lang w:val="en-US"/>
+              </w:rPr>
+              <w:t>date affiliation_date (dd/mm/aaaa)</w:t>
             </w:r>
           </w:p>
         </w:tc>
@@ -590,10 +592,18 @@
               <w:spacing w:after="40"/>
             </w:pPr>
             <w:r>
-              <w:t>Pila, Cola y Lista (es el tipo de dato que se almacena e</w:t>
-            </w:r>
-            <w:r>
-              <w:t>n las tres estructuras).</w:t>
+              <w:rPr>
+                <w:sz w:val="20"/>
+                <w:szCs w:val="20"/>
+              </w:rPr>
+              <w:t xml:space="preserve">Pila, Cola y Lista (es el tipo de dato que se almacena en </w:t>
+            </w:r>
+            <w:r>
+              <w:rPr>
+                <w:sz w:val="20"/>
+                <w:szCs w:val="20"/>
+              </w:rPr>
+              <w:t>las tres estructuras).</w:t>
             </w:r>
           </w:p>
         </w:tc>
@@ -620,26 +630,50 @@
             </w:pPr>
             <w:proofErr w:type="spellStart"/>
             <w:r>
+              <w:rPr>
+                <w:sz w:val="20"/>
+                <w:szCs w:val="20"/>
+              </w:rPr>
               <w:t>as_</w:t>
             </w:r>
             <w:proofErr w:type="gramStart"/>
             <w:r>
+              <w:rPr>
+                <w:sz w:val="20"/>
+                <w:szCs w:val="20"/>
+              </w:rPr>
               <w:t>row</w:t>
             </w:r>
             <w:proofErr w:type="spellEnd"/>
             <w:r>
+              <w:rPr>
+                <w:sz w:val="20"/>
+                <w:szCs w:val="20"/>
+              </w:rPr>
               <w:t>(</w:t>
             </w:r>
             <w:proofErr w:type="gramEnd"/>
             <w:r>
+              <w:rPr>
+                <w:sz w:val="20"/>
+                <w:szCs w:val="20"/>
+              </w:rPr>
               <w:t xml:space="preserve">): devuelve los datos del afiliado en el orden de las columnas del </w:t>
             </w:r>
             <w:proofErr w:type="spellStart"/>
             <w:r>
+              <w:rPr>
+                <w:sz w:val="20"/>
+                <w:szCs w:val="20"/>
+              </w:rPr>
               <w:t>Treeview</w:t>
             </w:r>
             <w:proofErr w:type="spellEnd"/>
             <w:r>
+              <w:rPr>
+                <w:sz w:val="20"/>
+                <w:szCs w:val="20"/>
+              </w:rPr>
               <w:t>.</w:t>
             </w:r>
           </w:p>
@@ -674,10 +708,18 @@
               <w:spacing w:after="40"/>
             </w:pPr>
             <w:r>
+              <w:rPr>
+                <w:sz w:val="20"/>
+                <w:szCs w:val="20"/>
+              </w:rPr>
               <w:t xml:space="preserve">Clase: </w:t>
             </w:r>
             <w:proofErr w:type="spellStart"/>
             <w:r>
+              <w:rPr>
+                <w:sz w:val="20"/>
+                <w:szCs w:val="20"/>
+              </w:rPr>
               <w:t>AffiliateRepository</w:t>
             </w:r>
             <w:proofErr w:type="spellEnd"/>
@@ -687,22 +729,42 @@
               <w:spacing w:after="40"/>
             </w:pPr>
             <w:r>
+              <w:rPr>
+                <w:sz w:val="20"/>
+                <w:szCs w:val="20"/>
+              </w:rPr>
               <w:t>Ámbito: Pública (</w:t>
             </w:r>
             <w:proofErr w:type="spellStart"/>
             <w:r>
+              <w:rPr>
+                <w:sz w:val="20"/>
+                <w:szCs w:val="20"/>
+              </w:rPr>
               <w:t>public</w:t>
             </w:r>
             <w:proofErr w:type="spellEnd"/>
             <w:r>
+              <w:rPr>
+                <w:sz w:val="20"/>
+                <w:szCs w:val="20"/>
+              </w:rPr>
               <w:t xml:space="preserve"> </w:t>
             </w:r>
             <w:proofErr w:type="spellStart"/>
             <w:r>
+              <w:rPr>
+                <w:sz w:val="20"/>
+                <w:szCs w:val="20"/>
+              </w:rPr>
               <w:t>class</w:t>
             </w:r>
             <w:proofErr w:type="spellEnd"/>
             <w:r>
+              <w:rPr>
+                <w:sz w:val="20"/>
+                <w:szCs w:val="20"/>
+              </w:rPr>
               <w:t>)</w:t>
             </w:r>
           </w:p>
@@ -711,6 +773,10 @@
               <w:spacing w:after="40"/>
             </w:pPr>
             <w:r>
+              <w:rPr>
+                <w:sz w:val="20"/>
+                <w:szCs w:val="20"/>
+              </w:rPr>
               <w:t>Contiene las tres estructuras lineales en memoria principal.</w:t>
             </w:r>
           </w:p>
@@ -741,6 +807,8 @@
             </w:pPr>
             <w:r>
               <w:rPr>
+                <w:sz w:val="20"/>
+                <w:szCs w:val="20"/>
                 <w:lang w:val="en-US"/>
               </w:rPr>
               <w:t>list _stack (privado)</w:t>
@@ -753,38 +821,26 @@
                 <w:lang w:val="en-US"/>
               </w:rPr>
             </w:pPr>
-            <w:proofErr w:type="spellStart"/>
-            <w:proofErr w:type="gramStart"/>
-            <w:r>
-              <w:rPr>
-                <w:lang w:val="en-US"/>
-              </w:rPr>
-              <w:t>colle</w:t>
-            </w:r>
-            <w:r>
-              <w:rPr>
-                <w:lang w:val="en-US"/>
-              </w:rPr>
-              <w:t>ctions.deque</w:t>
-            </w:r>
-            <w:proofErr w:type="spellEnd"/>
-            <w:proofErr w:type="gramEnd"/>
-            <w:r>
-              <w:rPr>
-                <w:lang w:val="en-US"/>
-              </w:rPr>
-              <w:t xml:space="preserve"> _queue (privado)</w:t>
-            </w:r>
-          </w:p>
-          <w:p>
-            <w:pPr>
-              <w:spacing w:after="40"/>
-              <w:rPr>
-                <w:lang w:val="en-US"/>
-              </w:rPr>
-            </w:pPr>
-            <w:r>
-              <w:rPr>
+            <w:r>
+              <w:rPr>
+                <w:sz w:val="20"/>
+                <w:szCs w:val="20"/>
+                <w:lang w:val="en-US"/>
+              </w:rPr>
+              <w:t>collections.deque _queue (privado)</w:t>
+            </w:r>
+          </w:p>
+          <w:p>
+            <w:pPr>
+              <w:spacing w:after="40"/>
+              <w:rPr>
+                <w:lang w:val="en-US"/>
+              </w:rPr>
+            </w:pPr>
+            <w:r>
+              <w:rPr>
+                <w:sz w:val="20"/>
+                <w:szCs w:val="20"/>
                 <w:lang w:val="en-US"/>
               </w:rPr>
               <w:t>list _list (privado)</w:t>
@@ -813,10 +869,18 @@
               <w:spacing w:after="40"/>
             </w:pPr>
             <w:r>
+              <w:rPr>
+                <w:sz w:val="20"/>
+                <w:szCs w:val="20"/>
+              </w:rPr>
               <w:t xml:space="preserve">Pila: </w:t>
             </w:r>
             <w:proofErr w:type="spellStart"/>
             <w:r>
+              <w:rPr>
+                <w:sz w:val="20"/>
+                <w:szCs w:val="20"/>
+              </w:rPr>
               <w:t>list</w:t>
             </w:r>
             <w:proofErr w:type="spellEnd"/>
@@ -826,11 +890,19 @@
               <w:spacing w:after="40"/>
             </w:pPr>
             <w:r>
+              <w:rPr>
+                <w:sz w:val="20"/>
+                <w:szCs w:val="20"/>
+              </w:rPr>
               <w:t xml:space="preserve">Cola: </w:t>
             </w:r>
             <w:proofErr w:type="spellStart"/>
             <w:proofErr w:type="gramStart"/>
             <w:r>
+              <w:rPr>
+                <w:sz w:val="20"/>
+                <w:szCs w:val="20"/>
+              </w:rPr>
               <w:t>collections.deque</w:t>
             </w:r>
             <w:proofErr w:type="spellEnd"/>
@@ -841,10 +913,18 @@
               <w:spacing w:after="40"/>
             </w:pPr>
             <w:r>
+              <w:rPr>
+                <w:sz w:val="20"/>
+                <w:szCs w:val="20"/>
+              </w:rPr>
               <w:t xml:space="preserve">Lista: </w:t>
             </w:r>
             <w:proofErr w:type="spellStart"/>
             <w:r>
+              <w:rPr>
+                <w:sz w:val="20"/>
+                <w:szCs w:val="20"/>
+              </w:rPr>
               <w:t>list</w:t>
             </w:r>
             <w:proofErr w:type="spellEnd"/>
@@ -874,118 +954,125 @@
                 <w:lang w:val="en-US"/>
               </w:rPr>
             </w:pPr>
-            <w:proofErr w:type="gramStart"/>
-            <w:r>
-              <w:rPr>
-                <w:lang w:val="en-US"/>
-              </w:rPr>
-              <w:t>register(</w:t>
-            </w:r>
-            <w:proofErr w:type="gramEnd"/>
-            <w:r>
-              <w:rPr>
-                <w:lang w:val="en-US"/>
-              </w:rPr>
-              <w:t xml:space="preserve">structure, affiliate): </w:t>
-            </w:r>
-            <w:proofErr w:type="spellStart"/>
-            <w:r>
-              <w:rPr>
-                <w:lang w:val="en-US"/>
-              </w:rPr>
-              <w:t>apilar</w:t>
-            </w:r>
-            <w:proofErr w:type="spellEnd"/>
-            <w:r>
-              <w:rPr>
-                <w:lang w:val="en-US"/>
-              </w:rPr>
-              <w:t xml:space="preserve"> (append), </w:t>
-            </w:r>
-            <w:proofErr w:type="spellStart"/>
-            <w:r>
-              <w:rPr>
-                <w:lang w:val="en-US"/>
-              </w:rPr>
-              <w:t>encolar</w:t>
-            </w:r>
-            <w:proofErr w:type="spellEnd"/>
-            <w:r>
-              <w:rPr>
-                <w:lang w:val="en-US"/>
-              </w:rPr>
-              <w:t xml:space="preserve"> (append) o </w:t>
-            </w:r>
-            <w:proofErr w:type="spellStart"/>
-            <w:r>
-              <w:rPr>
-                <w:lang w:val="en-US"/>
-              </w:rPr>
-              <w:t>agregar</w:t>
-            </w:r>
-            <w:proofErr w:type="spellEnd"/>
-            <w:r>
-              <w:rPr>
-                <w:lang w:val="en-US"/>
-              </w:rPr>
-              <w:t xml:space="preserve"> al final (append).</w:t>
-            </w:r>
-          </w:p>
-          <w:p>
-            <w:pPr>
-              <w:spacing w:after="40"/>
-            </w:pPr>
-            <w:proofErr w:type="spellStart"/>
-            <w:r>
+            <w:r>
+              <w:rPr>
+                <w:sz w:val="20"/>
+                <w:szCs w:val="20"/>
+                <w:lang w:val="en-US"/>
+              </w:rPr>
+              <w:t>register(structure, affiliate): apilar (append), encolar (append) o agregar al final (append).</w:t>
+            </w:r>
+          </w:p>
+          <w:p>
+            <w:pPr>
+              <w:spacing w:after="40"/>
+            </w:pPr>
+            <w:proofErr w:type="spellStart"/>
+            <w:r>
+              <w:rPr>
+                <w:sz w:val="20"/>
+                <w:szCs w:val="20"/>
+              </w:rPr>
               <w:t>peek</w:t>
             </w:r>
             <w:proofErr w:type="spellEnd"/>
             <w:r>
+              <w:rPr>
+                <w:sz w:val="20"/>
+                <w:szCs w:val="20"/>
+              </w:rPr>
               <w:t>(</w:t>
             </w:r>
             <w:proofErr w:type="spellStart"/>
             <w:r>
+              <w:rPr>
+                <w:sz w:val="20"/>
+                <w:szCs w:val="20"/>
+              </w:rPr>
               <w:t>structure</w:t>
             </w:r>
             <w:proofErr w:type="spellEnd"/>
             <w:r>
-              <w:t>): consulta el elemento que se eliminará (tope/frente).</w:t>
-            </w:r>
-          </w:p>
-          <w:p>
-            <w:pPr>
-              <w:spacing w:after="40"/>
-            </w:pPr>
-            <w:proofErr w:type="spellStart"/>
-            <w:r>
+              <w:rPr>
+                <w:sz w:val="20"/>
+                <w:szCs w:val="20"/>
+              </w:rPr>
+              <w:t>): consulta el elemento que se eliminará (to</w:t>
+            </w:r>
+            <w:r>
+              <w:rPr>
+                <w:sz w:val="20"/>
+                <w:szCs w:val="20"/>
+              </w:rPr>
+              <w:t>pe/frente).</w:t>
+            </w:r>
+          </w:p>
+          <w:p>
+            <w:pPr>
+              <w:spacing w:after="40"/>
+            </w:pPr>
+            <w:proofErr w:type="spellStart"/>
+            <w:r>
+              <w:rPr>
+                <w:sz w:val="20"/>
+                <w:szCs w:val="20"/>
+              </w:rPr>
               <w:t>remove</w:t>
             </w:r>
             <w:proofErr w:type="spellEnd"/>
             <w:r>
+              <w:rPr>
+                <w:sz w:val="20"/>
+                <w:szCs w:val="20"/>
+              </w:rPr>
               <w:t>(</w:t>
             </w:r>
             <w:proofErr w:type="spellStart"/>
             <w:r>
+              <w:rPr>
+                <w:sz w:val="20"/>
+                <w:szCs w:val="20"/>
+              </w:rPr>
               <w:t>structure</w:t>
             </w:r>
             <w:proofErr w:type="spellEnd"/>
             <w:r>
+              <w:rPr>
+                <w:sz w:val="20"/>
+                <w:szCs w:val="20"/>
+              </w:rPr>
               <w:t xml:space="preserve">): </w:t>
             </w:r>
             <w:proofErr w:type="spellStart"/>
             <w:r>
+              <w:rPr>
+                <w:sz w:val="20"/>
+                <w:szCs w:val="20"/>
+              </w:rPr>
               <w:t>desapilar</w:t>
             </w:r>
             <w:proofErr w:type="spellEnd"/>
             <w:r>
+              <w:rPr>
+                <w:sz w:val="20"/>
+                <w:szCs w:val="20"/>
+              </w:rPr>
               <w:t xml:space="preserve"> (pop) o desencolar (</w:t>
             </w:r>
             <w:proofErr w:type="spellStart"/>
             <w:r>
+              <w:rPr>
+                <w:sz w:val="20"/>
+                <w:szCs w:val="20"/>
+              </w:rPr>
               <w:t>popleft</w:t>
             </w:r>
             <w:proofErr w:type="spellEnd"/>
             <w:r>
+              <w:rPr>
+                <w:sz w:val="20"/>
+                <w:szCs w:val="20"/>
+              </w:rPr>
               <w:t>).</w:t>
             </w:r>
           </w:p>
@@ -995,42 +1082,71 @@
             </w:pPr>
             <w:proofErr w:type="spellStart"/>
             <w:r>
+              <w:rPr>
+                <w:sz w:val="20"/>
+                <w:szCs w:val="20"/>
+              </w:rPr>
               <w:t>find_in_list</w:t>
             </w:r>
             <w:proofErr w:type="spellEnd"/>
             <w:r>
+              <w:rPr>
+                <w:sz w:val="20"/>
+                <w:szCs w:val="20"/>
+              </w:rPr>
               <w:t>(</w:t>
             </w:r>
             <w:proofErr w:type="spellStart"/>
             <w:r>
+              <w:rPr>
+                <w:sz w:val="20"/>
+                <w:szCs w:val="20"/>
+              </w:rPr>
               <w:t>id_number</w:t>
             </w:r>
             <w:proofErr w:type="spellEnd"/>
             <w:r>
-              <w:t>): busca u</w:t>
-            </w:r>
-            <w:r>
-              <w:t>n afiliado por identificación.</w:t>
-            </w:r>
-          </w:p>
-          <w:p>
-            <w:pPr>
-              <w:spacing w:after="40"/>
-            </w:pPr>
-            <w:proofErr w:type="spellStart"/>
-            <w:r>
+              <w:rPr>
+                <w:sz w:val="20"/>
+                <w:szCs w:val="20"/>
+              </w:rPr>
+              <w:t>): busca un afiliado por identificación.</w:t>
+            </w:r>
+          </w:p>
+          <w:p>
+            <w:pPr>
+              <w:spacing w:after="40"/>
+            </w:pPr>
+            <w:proofErr w:type="spellStart"/>
+            <w:r>
+              <w:rPr>
+                <w:sz w:val="20"/>
+                <w:szCs w:val="20"/>
+              </w:rPr>
               <w:t>remove_from_list</w:t>
             </w:r>
             <w:proofErr w:type="spellEnd"/>
             <w:r>
+              <w:rPr>
+                <w:sz w:val="20"/>
+                <w:szCs w:val="20"/>
+              </w:rPr>
               <w:t>(</w:t>
             </w:r>
             <w:proofErr w:type="spellStart"/>
             <w:r>
+              <w:rPr>
+                <w:sz w:val="20"/>
+                <w:szCs w:val="20"/>
+              </w:rPr>
               <w:t>id_number</w:t>
             </w:r>
             <w:proofErr w:type="spellEnd"/>
             <w:r>
+              <w:rPr>
+                <w:sz w:val="20"/>
+                <w:szCs w:val="20"/>
+              </w:rPr>
               <w:t>): elimina el afiliado buscado.</w:t>
             </w:r>
           </w:p>
@@ -1040,43 +1156,89 @@
             </w:pPr>
             <w:proofErr w:type="spellStart"/>
             <w:r>
-              <w:lastRenderedPageBreak/>
+              <w:rPr>
+                <w:sz w:val="20"/>
+                <w:szCs w:val="20"/>
+              </w:rPr>
               <w:t>items</w:t>
             </w:r>
             <w:proofErr w:type="spellEnd"/>
             <w:r>
+              <w:rPr>
+                <w:sz w:val="20"/>
+                <w:szCs w:val="20"/>
+              </w:rPr>
               <w:t>(</w:t>
             </w:r>
             <w:proofErr w:type="spellStart"/>
             <w:r>
+              <w:rPr>
+                <w:sz w:val="20"/>
+                <w:szCs w:val="20"/>
+              </w:rPr>
               <w:t>structure</w:t>
             </w:r>
             <w:proofErr w:type="spellEnd"/>
             <w:r>
+              <w:rPr>
+                <w:sz w:val="20"/>
+                <w:szCs w:val="20"/>
+              </w:rPr>
               <w:t xml:space="preserve">) / </w:t>
             </w:r>
             <w:proofErr w:type="spellStart"/>
             <w:r>
+              <w:rPr>
+                <w:sz w:val="20"/>
+                <w:szCs w:val="20"/>
+              </w:rPr>
               <w:t>count</w:t>
             </w:r>
             <w:proofErr w:type="spellEnd"/>
             <w:r>
+              <w:rPr>
+                <w:sz w:val="20"/>
+                <w:szCs w:val="20"/>
+              </w:rPr>
               <w:t>(</w:t>
             </w:r>
             <w:proofErr w:type="spellStart"/>
             <w:r>
+              <w:rPr>
+                <w:sz w:val="20"/>
+                <w:szCs w:val="20"/>
+              </w:rPr>
               <w:t>structure</w:t>
             </w:r>
             <w:proofErr w:type="spellEnd"/>
             <w:r>
-              <w:t xml:space="preserve">): contenido y cantidad para el </w:t>
-            </w:r>
-            <w:proofErr w:type="spellStart"/>
-            <w:r>
+              <w:rPr>
+                <w:sz w:val="20"/>
+                <w:szCs w:val="20"/>
+              </w:rPr>
+              <w:t>): contenido y cantidad para e</w:t>
+            </w:r>
+            <w:r>
+              <w:rPr>
+                <w:sz w:val="20"/>
+                <w:szCs w:val="20"/>
+              </w:rPr>
+              <w:t xml:space="preserve">l </w:t>
+            </w:r>
+            <w:proofErr w:type="spellStart"/>
+            <w:r>
+              <w:rPr>
+                <w:sz w:val="20"/>
+                <w:szCs w:val="20"/>
+              </w:rPr>
               <w:t>Treeview</w:t>
             </w:r>
             <w:proofErr w:type="spellEnd"/>
             <w:r>
+              <w:rPr>
+                <w:sz w:val="20"/>
+                <w:szCs w:val="20"/>
+              </w:rPr>
               <w:t>.</w:t>
             </w:r>
           </w:p>
@@ -1086,22 +1248,35 @@
             </w:pPr>
             <w:proofErr w:type="spellStart"/>
             <w:r>
+              <w:rPr>
+                <w:sz w:val="20"/>
+                <w:szCs w:val="20"/>
+              </w:rPr>
               <w:t>report</w:t>
             </w:r>
             <w:proofErr w:type="spellEnd"/>
             <w:r>
+              <w:rPr>
+                <w:sz w:val="20"/>
+                <w:szCs w:val="20"/>
+              </w:rPr>
               <w:t>(</w:t>
             </w:r>
             <w:proofErr w:type="spellStart"/>
             <w:r>
+              <w:rPr>
+                <w:sz w:val="20"/>
+                <w:szCs w:val="20"/>
+              </w:rPr>
               <w:t>structure</w:t>
             </w:r>
             <w:proofErr w:type="spellEnd"/>
             <w:r>
-              <w:t>): suma de tarifas (pila), cantidad de registros (cola), promedio de ingres</w:t>
-            </w:r>
-            <w:r>
-              <w:t>os (lista).</w:t>
+              <w:rPr>
+                <w:sz w:val="20"/>
+                <w:szCs w:val="20"/>
+              </w:rPr>
+              <w:t>): suma de tarifas (pila), cantidad de registros (cola), promedio de ingresos (lista).</w:t>
             </w:r>
           </w:p>
         </w:tc>
@@ -1135,15 +1310,26 @@
               <w:spacing w:after="40"/>
             </w:pPr>
             <w:r>
-              <w:lastRenderedPageBreak/>
+              <w:rPr>
+                <w:sz w:val="20"/>
+                <w:szCs w:val="20"/>
+              </w:rPr>
               <w:t xml:space="preserve">Módulo: </w:t>
             </w:r>
             <w:proofErr w:type="spellStart"/>
             <w:r>
+              <w:rPr>
+                <w:sz w:val="20"/>
+                <w:szCs w:val="20"/>
+              </w:rPr>
               <w:t>models</w:t>
             </w:r>
             <w:proofErr w:type="spellEnd"/>
             <w:r>
+              <w:rPr>
+                <w:sz w:val="20"/>
+                <w:szCs w:val="20"/>
+              </w:rPr>
               <w:t xml:space="preserve"> (funciones de reglas de negocio)</w:t>
             </w:r>
           </w:p>
@@ -1152,6 +1338,10 @@
               <w:spacing w:after="40"/>
             </w:pPr>
             <w:r>
+              <w:rPr>
+                <w:sz w:val="20"/>
+                <w:szCs w:val="20"/>
+              </w:rPr>
               <w:t>Ámbito: Público</w:t>
             </w:r>
           </w:p>
@@ -1182,6 +1372,8 @@
             </w:pPr>
             <w:r>
               <w:rPr>
+                <w:sz w:val="20"/>
+                <w:szCs w:val="20"/>
                 <w:lang w:val="en-US"/>
               </w:rPr>
               <w:t>tuple INCOME_BRACKET_LIMITS</w:t>
@@ -1196,6 +1388,8 @@
             </w:pPr>
             <w:r>
               <w:rPr>
+                <w:sz w:val="20"/>
+                <w:szCs w:val="20"/>
                 <w:lang w:val="en-US"/>
               </w:rPr>
               <w:t>tuple EMPLOYEE_FEES</w:t>
@@ -1210,6 +1404,8 @@
             </w:pPr>
             <w:r>
               <w:rPr>
+                <w:sz w:val="20"/>
+                <w:szCs w:val="20"/>
                 <w:lang w:val="en-US"/>
               </w:rPr>
               <w:t>tuple INDEPENDENT_FEES</w:t>
@@ -1222,32 +1418,46 @@
                 <w:lang w:val="en-US"/>
               </w:rPr>
             </w:pPr>
-            <w:proofErr w:type="spellStart"/>
-            <w:r>
-              <w:rPr>
-                <w:lang w:val="en-US"/>
-              </w:rPr>
-              <w:t>dict</w:t>
-            </w:r>
-            <w:proofErr w:type="spellEnd"/>
-            <w:r>
-              <w:rPr>
-                <w:lang w:val="en-US"/>
-              </w:rPr>
-              <w:t xml:space="preserve"> SERVICE_SURCHARGE</w:t>
-            </w:r>
-          </w:p>
-          <w:p>
-            <w:pPr>
-              <w:spacing w:after="40"/>
-            </w:pPr>
-            <w:proofErr w:type="spellStart"/>
-            <w:r>
-              <w:t>float</w:t>
-            </w:r>
-            <w:proofErr w:type="spellEnd"/>
-            <w:r>
-              <w:t xml:space="preserve"> PREVENTIVE_MEDICINE_RATE</w:t>
+            <w:r>
+              <w:rPr>
+                <w:sz w:val="20"/>
+                <w:szCs w:val="20"/>
+                <w:lang w:val="en-US"/>
+              </w:rPr>
+              <w:t>dict SERVICE_SURCHARGE</w:t>
+            </w:r>
+          </w:p>
+          <w:p>
+            <w:pPr>
+              <w:spacing w:after="40"/>
+              <w:rPr>
+                <w:lang w:val="en-US"/>
+              </w:rPr>
+            </w:pPr>
+            <w:r>
+              <w:rPr>
+                <w:sz w:val="20"/>
+                <w:szCs w:val="20"/>
+                <w:lang w:val="en-US"/>
+              </w:rPr>
+              <w:lastRenderedPageBreak/>
+              <w:t>float PREVENTIVE_MEDICINE_RATE</w:t>
+            </w:r>
+          </w:p>
+          <w:p>
+            <w:pPr>
+              <w:spacing w:after="40"/>
+              <w:rPr>
+                <w:lang w:val="en-US"/>
+              </w:rPr>
+            </w:pPr>
+            <w:r>
+              <w:rPr>
+                <w:sz w:val="20"/>
+                <w:szCs w:val="20"/>
+                <w:lang w:val="en-US"/>
+              </w:rPr>
+              <w:t>int MIN_INCOME (1.000.000)</w:t>
             </w:r>
           </w:p>
         </w:tc>
@@ -1273,6 +1483,11 @@
               <w:spacing w:after="40"/>
             </w:pPr>
             <w:r>
+              <w:rPr>
+                <w:sz w:val="20"/>
+                <w:szCs w:val="20"/>
+              </w:rPr>
+              <w:lastRenderedPageBreak/>
               <w:t>No almacena datos; calcula la tarifa de cada registro.</w:t>
             </w:r>
           </w:p>
@@ -1300,60 +1515,147 @@
             </w:pPr>
             <w:proofErr w:type="spellStart"/>
             <w:r>
+              <w:rPr>
+                <w:sz w:val="20"/>
+                <w:szCs w:val="20"/>
+              </w:rPr>
               <w:t>calculate_affiliation_</w:t>
             </w:r>
             <w:proofErr w:type="gramStart"/>
             <w:r>
+              <w:rPr>
+                <w:sz w:val="20"/>
+                <w:szCs w:val="20"/>
+              </w:rPr>
               <w:t>fee</w:t>
             </w:r>
             <w:proofErr w:type="spellEnd"/>
             <w:r>
+              <w:rPr>
+                <w:sz w:val="20"/>
+                <w:szCs w:val="20"/>
+              </w:rPr>
               <w:t>(</w:t>
             </w:r>
             <w:proofErr w:type="spellStart"/>
             <w:proofErr w:type="gramEnd"/>
             <w:r>
+              <w:rPr>
+                <w:sz w:val="20"/>
+                <w:szCs w:val="20"/>
+              </w:rPr>
               <w:t>income</w:t>
             </w:r>
             <w:proofErr w:type="spellEnd"/>
             <w:r>
+              <w:rPr>
+                <w:sz w:val="20"/>
+                <w:szCs w:val="20"/>
+              </w:rPr>
               <w:t xml:space="preserve">, </w:t>
             </w:r>
             <w:proofErr w:type="spellStart"/>
             <w:r>
+              <w:rPr>
+                <w:sz w:val="20"/>
+                <w:szCs w:val="20"/>
+              </w:rPr>
               <w:t>employment_type</w:t>
             </w:r>
             <w:proofErr w:type="spellEnd"/>
             <w:r>
+              <w:rPr>
+                <w:sz w:val="20"/>
+                <w:szCs w:val="20"/>
+              </w:rPr>
               <w:t xml:space="preserve">, </w:t>
             </w:r>
             <w:proofErr w:type="spellStart"/>
             <w:r>
+              <w:rPr>
+                <w:sz w:val="20"/>
+                <w:szCs w:val="20"/>
+              </w:rPr>
               <w:t>service</w:t>
             </w:r>
             <w:proofErr w:type="spellEnd"/>
             <w:r>
-              <w:t>): tarifa base según Tablas 2 y 3 + recargo por servicio.</w:t>
-            </w:r>
-          </w:p>
-          <w:p>
-            <w:pPr>
-              <w:spacing w:after="40"/>
-            </w:pPr>
-            <w:proofErr w:type="spellStart"/>
-            <w:r>
+              <w:rPr>
+                <w:sz w:val="20"/>
+                <w:szCs w:val="20"/>
+              </w:rPr>
+              <w:t>): tarifa base según Tablas 2 y 3 + rec</w:t>
+            </w:r>
+            <w:r>
+              <w:rPr>
+                <w:sz w:val="20"/>
+                <w:szCs w:val="20"/>
+              </w:rPr>
+              <w:t>argo por servicio.</w:t>
+            </w:r>
+          </w:p>
+          <w:p>
+            <w:pPr>
+              <w:spacing w:after="40"/>
+            </w:pPr>
+            <w:r>
+              <w:rPr>
+                <w:sz w:val="20"/>
+                <w:szCs w:val="20"/>
+              </w:rPr>
+              <w:t xml:space="preserve">Lanza </w:t>
+            </w:r>
+            <w:proofErr w:type="spellStart"/>
+            <w:r>
+              <w:rPr>
+                <w:sz w:val="20"/>
+                <w:szCs w:val="20"/>
+              </w:rPr>
+              <w:t>ValueError</w:t>
+            </w:r>
+            <w:proofErr w:type="spellEnd"/>
+            <w:r>
+              <w:rPr>
+                <w:sz w:val="20"/>
+                <w:szCs w:val="20"/>
+              </w:rPr>
+              <w:t xml:space="preserve"> si los ingresos son menores a MIN_INCOME.</w:t>
+            </w:r>
+          </w:p>
+          <w:p>
+            <w:pPr>
+              <w:spacing w:after="40"/>
+            </w:pPr>
+            <w:proofErr w:type="spellStart"/>
+            <w:r>
+              <w:rPr>
+                <w:sz w:val="20"/>
+                <w:szCs w:val="20"/>
+              </w:rPr>
               <w:t>format_money</w:t>
             </w:r>
             <w:proofErr w:type="spellEnd"/>
             <w:r>
+              <w:rPr>
+                <w:sz w:val="20"/>
+                <w:szCs w:val="20"/>
+              </w:rPr>
               <w:t>(</w:t>
             </w:r>
             <w:proofErr w:type="spellStart"/>
             <w:r>
+              <w:rPr>
+                <w:sz w:val="20"/>
+                <w:szCs w:val="20"/>
+              </w:rPr>
               <w:t>value</w:t>
             </w:r>
             <w:proofErr w:type="spellEnd"/>
             <w:r>
+              <w:rPr>
+                <w:sz w:val="20"/>
+                <w:szCs w:val="20"/>
+              </w:rPr>
               <w:t>): formatea valores en pesos.</w:t>
             </w:r>
           </w:p>
@@ -1388,10 +1690,18 @@
               <w:spacing w:after="40"/>
             </w:pPr>
             <w:r>
+              <w:rPr>
+                <w:sz w:val="20"/>
+                <w:szCs w:val="20"/>
+              </w:rPr>
               <w:t xml:space="preserve">Clase: </w:t>
             </w:r>
             <w:proofErr w:type="spellStart"/>
             <w:r>
+              <w:rPr>
+                <w:sz w:val="20"/>
+                <w:szCs w:val="20"/>
+              </w:rPr>
               <w:t>LoginWindow</w:t>
             </w:r>
             <w:proofErr w:type="spellEnd"/>
@@ -1401,22 +1711,42 @@
               <w:spacing w:after="40"/>
             </w:pPr>
             <w:r>
+              <w:rPr>
+                <w:sz w:val="20"/>
+                <w:szCs w:val="20"/>
+              </w:rPr>
               <w:t>Ámbito: Pública (</w:t>
             </w:r>
             <w:proofErr w:type="spellStart"/>
             <w:r>
+              <w:rPr>
+                <w:sz w:val="20"/>
+                <w:szCs w:val="20"/>
+              </w:rPr>
               <w:t>public</w:t>
             </w:r>
             <w:proofErr w:type="spellEnd"/>
             <w:r>
+              <w:rPr>
+                <w:sz w:val="20"/>
+                <w:szCs w:val="20"/>
+              </w:rPr>
               <w:t xml:space="preserve"> </w:t>
             </w:r>
             <w:proofErr w:type="spellStart"/>
             <w:r>
+              <w:rPr>
+                <w:sz w:val="20"/>
+                <w:szCs w:val="20"/>
+              </w:rPr>
               <w:t>class</w:t>
             </w:r>
             <w:proofErr w:type="spellEnd"/>
             <w:r>
+              <w:rPr>
+                <w:sz w:val="20"/>
+                <w:szCs w:val="20"/>
+              </w:rPr>
               <w:t>)</w:t>
             </w:r>
           </w:p>
@@ -1425,14 +1755,26 @@
               <w:spacing w:after="40"/>
             </w:pPr>
             <w:r>
+              <w:rPr>
+                <w:sz w:val="20"/>
+                <w:szCs w:val="20"/>
+              </w:rPr>
               <w:t>Ventana “</w:t>
             </w:r>
             <w:proofErr w:type="spellStart"/>
             <w:r>
+              <w:rPr>
+                <w:sz w:val="20"/>
+                <w:szCs w:val="20"/>
+              </w:rPr>
               <w:t>Login</w:t>
             </w:r>
             <w:proofErr w:type="spellEnd"/>
             <w:r>
+              <w:rPr>
+                <w:sz w:val="20"/>
+                <w:szCs w:val="20"/>
+              </w:rPr>
               <w:t xml:space="preserve"> - Compensándote”.</w:t>
             </w:r>
           </w:p>
@@ -1460,35 +1802,70 @@
             </w:pPr>
             <w:proofErr w:type="spellStart"/>
             <w:r>
+              <w:rPr>
+                <w:sz w:val="20"/>
+                <w:szCs w:val="20"/>
+              </w:rPr>
               <w:t>StringVar</w:t>
             </w:r>
             <w:proofErr w:type="spellEnd"/>
             <w:r>
+              <w:rPr>
+                <w:sz w:val="20"/>
+                <w:szCs w:val="20"/>
+              </w:rPr>
               <w:t xml:space="preserve"> </w:t>
             </w:r>
             <w:proofErr w:type="spellStart"/>
             <w:r>
+              <w:rPr>
+                <w:sz w:val="20"/>
+                <w:szCs w:val="20"/>
+              </w:rPr>
               <w:t>password_var</w:t>
             </w:r>
             <w:proofErr w:type="spellEnd"/>
             <w:r>
-              <w:t xml:space="preserve"> (campo enmascarado con *)</w:t>
-            </w:r>
-          </w:p>
-          <w:p>
-            <w:pPr>
-              <w:spacing w:after="40"/>
-            </w:pPr>
-            <w:proofErr w:type="spellStart"/>
-            <w:r>
+              <w:rPr>
+                <w:sz w:val="20"/>
+                <w:szCs w:val="20"/>
+              </w:rPr>
+              <w:t xml:space="preserve"> (campo enmascarado con </w:t>
+            </w:r>
+            <w:r>
+              <w:rPr>
+                <w:sz w:val="20"/>
+                <w:szCs w:val="20"/>
+              </w:rPr>
+              <w:t>*)</w:t>
+            </w:r>
+          </w:p>
+          <w:p>
+            <w:pPr>
+              <w:spacing w:after="40"/>
+            </w:pPr>
+            <w:proofErr w:type="spellStart"/>
+            <w:r>
+              <w:rPr>
+                <w:sz w:val="20"/>
+                <w:szCs w:val="20"/>
+              </w:rPr>
               <w:t>bool</w:t>
             </w:r>
             <w:proofErr w:type="spellEnd"/>
             <w:r>
+              <w:rPr>
+                <w:sz w:val="20"/>
+                <w:szCs w:val="20"/>
+              </w:rPr>
               <w:t xml:space="preserve"> </w:t>
             </w:r>
             <w:proofErr w:type="spellStart"/>
             <w:r>
+              <w:rPr>
+                <w:sz w:val="20"/>
+                <w:szCs w:val="20"/>
+              </w:rPr>
               <w:t>authenticated</w:t>
             </w:r>
             <w:proofErr w:type="spellEnd"/>
@@ -1516,6 +1893,10 @@
               <w:spacing w:after="40"/>
             </w:pPr>
             <w:r>
+              <w:rPr>
+                <w:sz w:val="20"/>
+                <w:szCs w:val="20"/>
+              </w:rPr>
               <w:t>No usa estructuras de datos.</w:t>
             </w:r>
           </w:p>
@@ -1542,14 +1923,26 @@
               <w:spacing w:after="40"/>
             </w:pPr>
             <w:r>
+              <w:rPr>
+                <w:sz w:val="20"/>
+                <w:szCs w:val="20"/>
+              </w:rPr>
               <w:t>INGRESAR (_</w:t>
             </w:r>
             <w:proofErr w:type="spellStart"/>
             <w:r>
+              <w:rPr>
+                <w:sz w:val="20"/>
+                <w:szCs w:val="20"/>
+              </w:rPr>
               <w:t>on_login</w:t>
             </w:r>
             <w:proofErr w:type="spellEnd"/>
             <w:r>
+              <w:rPr>
+                <w:sz w:val="20"/>
+                <w:szCs w:val="20"/>
+              </w:rPr>
               <w:t>): valida la clave “Caja” y abre el formulario de ingreso.</w:t>
             </w:r>
           </w:p>
@@ -1558,33 +1951,54 @@
               <w:spacing w:after="40"/>
             </w:pPr>
             <w:r>
+              <w:rPr>
+                <w:sz w:val="20"/>
+                <w:szCs w:val="20"/>
+              </w:rPr>
               <w:t>SALIR (_</w:t>
             </w:r>
             <w:proofErr w:type="spellStart"/>
             <w:r>
+              <w:rPr>
+                <w:sz w:val="20"/>
+                <w:szCs w:val="20"/>
+              </w:rPr>
               <w:t>on_exit</w:t>
             </w:r>
             <w:proofErr w:type="spellEnd"/>
             <w:r>
-              <w:t>): finaliza la apli</w:t>
-            </w:r>
-            <w:r>
-              <w:t>cación; siempre habilitado.</w:t>
-            </w:r>
-          </w:p>
-          <w:p>
-            <w:pPr>
-              <w:spacing w:after="40"/>
-            </w:pPr>
-            <w:r>
+              <w:rPr>
+                <w:sz w:val="20"/>
+                <w:szCs w:val="20"/>
+              </w:rPr>
+              <w:t>): finaliza la aplicación; siempre habilitado.</w:t>
+            </w:r>
+          </w:p>
+          <w:p>
+            <w:pPr>
+              <w:spacing w:after="40"/>
+            </w:pPr>
+            <w:r>
+              <w:rPr>
+                <w:sz w:val="20"/>
+                <w:szCs w:val="20"/>
+              </w:rPr>
               <w:t>ACERCA DE (</w:t>
             </w:r>
             <w:proofErr w:type="spellStart"/>
             <w:r>
+              <w:rPr>
+                <w:sz w:val="20"/>
+                <w:szCs w:val="20"/>
+              </w:rPr>
               <w:t>show_about</w:t>
             </w:r>
             <w:proofErr w:type="spellEnd"/>
             <w:r>
+              <w:rPr>
+                <w:sz w:val="20"/>
+                <w:szCs w:val="20"/>
+              </w:rPr>
               <w:t>): muestra curso, estudiante y grupo colaborativo.</w:t>
             </w:r>
           </w:p>
@@ -1619,10 +2033,18 @@
               <w:spacing w:after="40"/>
             </w:pPr>
             <w:r>
+              <w:rPr>
+                <w:sz w:val="20"/>
+                <w:szCs w:val="20"/>
+              </w:rPr>
               <w:t xml:space="preserve">Clase: </w:t>
             </w:r>
             <w:proofErr w:type="spellStart"/>
             <w:r>
+              <w:rPr>
+                <w:sz w:val="20"/>
+                <w:szCs w:val="20"/>
+              </w:rPr>
               <w:t>AffiliationWindow</w:t>
             </w:r>
             <w:proofErr w:type="spellEnd"/>
@@ -1632,22 +2054,42 @@
               <w:spacing w:after="40"/>
             </w:pPr>
             <w:r>
+              <w:rPr>
+                <w:sz w:val="20"/>
+                <w:szCs w:val="20"/>
+              </w:rPr>
               <w:t>Ámbito: Pública (</w:t>
             </w:r>
             <w:proofErr w:type="spellStart"/>
             <w:r>
+              <w:rPr>
+                <w:sz w:val="20"/>
+                <w:szCs w:val="20"/>
+              </w:rPr>
               <w:t>public</w:t>
             </w:r>
             <w:proofErr w:type="spellEnd"/>
             <w:r>
+              <w:rPr>
+                <w:sz w:val="20"/>
+                <w:szCs w:val="20"/>
+              </w:rPr>
               <w:t xml:space="preserve"> </w:t>
             </w:r>
             <w:proofErr w:type="spellStart"/>
             <w:r>
+              <w:rPr>
+                <w:sz w:val="20"/>
+                <w:szCs w:val="20"/>
+              </w:rPr>
               <w:t>class</w:t>
             </w:r>
             <w:proofErr w:type="spellEnd"/>
             <w:r>
+              <w:rPr>
+                <w:sz w:val="20"/>
+                <w:szCs w:val="20"/>
+              </w:rPr>
               <w:t>)</w:t>
             </w:r>
           </w:p>
@@ -1656,6 +2098,10 @@
               <w:spacing w:after="40"/>
             </w:pPr>
             <w:r>
+              <w:rPr>
+                <w:sz w:val="20"/>
+                <w:szCs w:val="20"/>
+              </w:rPr>
               <w:t>Formulario “Caja Compensándote – Control de Afiliados”.</w:t>
             </w:r>
           </w:p>
@@ -1684,305 +2130,85 @@
                 <w:lang w:val="en-US"/>
               </w:rPr>
             </w:pPr>
-            <w:proofErr w:type="spellStart"/>
-            <w:r>
-              <w:rPr>
-                <w:lang w:val="en-US"/>
-              </w:rPr>
-              <w:t>AffiliateRepository</w:t>
-            </w:r>
-            <w:proofErr w:type="spellEnd"/>
-            <w:r>
-              <w:rPr>
-                <w:lang w:val="en-US"/>
-              </w:rPr>
-              <w:t xml:space="preserve"> repository</w:t>
-            </w:r>
-          </w:p>
-          <w:p>
-            <w:pPr>
-              <w:spacing w:after="40"/>
-              <w:rPr>
-                <w:lang w:val="en-US"/>
-              </w:rPr>
-            </w:pPr>
-            <w:proofErr w:type="spellStart"/>
-            <w:r>
-              <w:rPr>
-                <w:lang w:val="en-US"/>
-              </w:rPr>
-              <w:t>StringVar</w:t>
-            </w:r>
-            <w:proofErr w:type="spellEnd"/>
-            <w:r>
-              <w:rPr>
-                <w:lang w:val="en-US"/>
-              </w:rPr>
-              <w:t xml:space="preserve"> </w:t>
-            </w:r>
-            <w:proofErr w:type="spellStart"/>
-            <w:r>
-              <w:rPr>
-                <w:lang w:val="en-US"/>
-              </w:rPr>
-              <w:t>id_type_var</w:t>
-            </w:r>
-            <w:proofErr w:type="spellEnd"/>
-            <w:r>
-              <w:rPr>
-                <w:lang w:val="en-US"/>
-              </w:rPr>
-              <w:t xml:space="preserve">, </w:t>
-            </w:r>
-            <w:proofErr w:type="spellStart"/>
-            <w:r>
-              <w:rPr>
-                <w:lang w:val="en-US"/>
-              </w:rPr>
-              <w:t>id_number_var</w:t>
-            </w:r>
-            <w:proofErr w:type="spellEnd"/>
-            <w:r>
-              <w:rPr>
-                <w:lang w:val="en-US"/>
-              </w:rPr>
-              <w:t xml:space="preserve">, </w:t>
-            </w:r>
-            <w:proofErr w:type="spellStart"/>
-            <w:r>
-              <w:rPr>
-                <w:lang w:val="en-US"/>
-              </w:rPr>
-              <w:t>full_name_var</w:t>
-            </w:r>
-            <w:proofErr w:type="spellEnd"/>
-            <w:r>
-              <w:rPr>
-                <w:lang w:val="en-US"/>
-              </w:rPr>
-              <w:t xml:space="preserve">, </w:t>
-            </w:r>
-            <w:proofErr w:type="spellStart"/>
-            <w:r>
-              <w:rPr>
-                <w:lang w:val="en-US"/>
-              </w:rPr>
-              <w:t>income_var</w:t>
-            </w:r>
-            <w:proofErr w:type="spellEnd"/>
-            <w:r>
-              <w:rPr>
-                <w:lang w:val="en-US"/>
-              </w:rPr>
-              <w:t xml:space="preserve">, </w:t>
-            </w:r>
-            <w:proofErr w:type="spellStart"/>
-            <w:r>
-              <w:rPr>
-                <w:lang w:val="en-US"/>
-              </w:rPr>
-              <w:t>employment_var</w:t>
-            </w:r>
-            <w:proofErr w:type="spellEnd"/>
-            <w:r>
-              <w:rPr>
-                <w:lang w:val="en-US"/>
-              </w:rPr>
-              <w:t xml:space="preserve">, </w:t>
-            </w:r>
-            <w:proofErr w:type="spellStart"/>
-            <w:r>
-              <w:rPr>
-                <w:lang w:val="en-US"/>
-              </w:rPr>
-              <w:t>service_var</w:t>
-            </w:r>
-            <w:proofErr w:type="spellEnd"/>
-            <w:r>
-              <w:rPr>
-                <w:lang w:val="en-US"/>
-              </w:rPr>
-              <w:t xml:space="preserve">, </w:t>
-            </w:r>
-            <w:proofErr w:type="spellStart"/>
-            <w:r>
-              <w:rPr>
-                <w:lang w:val="en-US"/>
-              </w:rPr>
-              <w:t>fee_var</w:t>
-            </w:r>
-            <w:proofErr w:type="spellEnd"/>
-            <w:r>
-              <w:rPr>
-                <w:lang w:val="en-US"/>
-              </w:rPr>
-              <w:t xml:space="preserve"> (solo </w:t>
-            </w:r>
-            <w:proofErr w:type="spellStart"/>
-            <w:r>
-              <w:rPr>
-                <w:lang w:val="en-US"/>
-              </w:rPr>
-              <w:t>lectura</w:t>
-            </w:r>
-            <w:proofErr w:type="spellEnd"/>
-            <w:r>
-              <w:rPr>
-                <w:lang w:val="en-US"/>
-              </w:rPr>
-              <w:t>)</w:t>
-            </w:r>
-          </w:p>
-          <w:p>
-            <w:pPr>
-              <w:spacing w:after="40"/>
-              <w:rPr>
-                <w:lang w:val="en-US"/>
-              </w:rPr>
-            </w:pPr>
-            <w:proofErr w:type="spellStart"/>
-            <w:r>
-              <w:rPr>
-                <w:lang w:val="en-US"/>
-              </w:rPr>
-              <w:t>StringVar</w:t>
-            </w:r>
-            <w:proofErr w:type="spellEnd"/>
-            <w:r>
-              <w:rPr>
-                <w:lang w:val="en-US"/>
-              </w:rPr>
-              <w:t xml:space="preserve"> </w:t>
-            </w:r>
-            <w:proofErr w:type="spellStart"/>
-            <w:r>
-              <w:rPr>
-                <w:lang w:val="en-US"/>
-              </w:rPr>
-              <w:t>day_var</w:t>
-            </w:r>
-            <w:proofErr w:type="spellEnd"/>
-            <w:r>
-              <w:rPr>
-                <w:lang w:val="en-US"/>
-              </w:rPr>
-              <w:t xml:space="preserve">, </w:t>
-            </w:r>
-            <w:proofErr w:type="spellStart"/>
-            <w:r>
-              <w:rPr>
-                <w:lang w:val="en-US"/>
-              </w:rPr>
-              <w:t>month_var</w:t>
-            </w:r>
-            <w:proofErr w:type="spellEnd"/>
-            <w:r>
-              <w:rPr>
-                <w:lang w:val="en-US"/>
-              </w:rPr>
-              <w:t xml:space="preserve">, </w:t>
-            </w:r>
-            <w:proofErr w:type="spellStart"/>
-            <w:r>
-              <w:rPr>
-                <w:lang w:val="en-US"/>
-              </w:rPr>
-              <w:t>year_var</w:t>
-            </w:r>
-            <w:proofErr w:type="spellEnd"/>
-          </w:p>
-          <w:p>
-            <w:pPr>
-              <w:spacing w:after="40"/>
-              <w:rPr>
-                <w:lang w:val="en-US"/>
-              </w:rPr>
-            </w:pPr>
-            <w:proofErr w:type="spellStart"/>
-            <w:r>
-              <w:rPr>
-                <w:lang w:val="en-US"/>
-              </w:rPr>
-              <w:t>StringVar</w:t>
-            </w:r>
-            <w:proofErr w:type="spellEnd"/>
-            <w:r>
-              <w:rPr>
-                <w:lang w:val="en-US"/>
-              </w:rPr>
-              <w:t xml:space="preserve"> </w:t>
-            </w:r>
-            <w:proofErr w:type="spellStart"/>
-            <w:r>
-              <w:rPr>
-                <w:lang w:val="en-US"/>
-              </w:rPr>
-              <w:t>str</w:t>
-            </w:r>
-            <w:r>
-              <w:rPr>
-                <w:lang w:val="en-US"/>
-              </w:rPr>
-              <w:t>ucture_var</w:t>
-            </w:r>
-            <w:proofErr w:type="spellEnd"/>
-            <w:r>
-              <w:rPr>
-                <w:lang w:val="en-US"/>
-              </w:rPr>
-              <w:t xml:space="preserve">, </w:t>
-            </w:r>
-            <w:proofErr w:type="spellStart"/>
-            <w:r>
-              <w:rPr>
-                <w:lang w:val="en-US"/>
-              </w:rPr>
-              <w:t>report_var</w:t>
-            </w:r>
-            <w:proofErr w:type="spellEnd"/>
-            <w:r>
-              <w:rPr>
-                <w:lang w:val="en-US"/>
-              </w:rPr>
-              <w:t xml:space="preserve"> (solo </w:t>
-            </w:r>
-            <w:proofErr w:type="spellStart"/>
-            <w:r>
-              <w:rPr>
-                <w:lang w:val="en-US"/>
-              </w:rPr>
-              <w:t>lectura</w:t>
-            </w:r>
-            <w:proofErr w:type="spellEnd"/>
-            <w:r>
-              <w:rPr>
-                <w:lang w:val="en-US"/>
-              </w:rPr>
-              <w:t>)</w:t>
-            </w:r>
-          </w:p>
-          <w:p>
-            <w:pPr>
-              <w:spacing w:after="40"/>
-              <w:rPr>
-                <w:lang w:val="en-US"/>
-              </w:rPr>
-            </w:pPr>
-            <w:proofErr w:type="spellStart"/>
-            <w:proofErr w:type="gramStart"/>
-            <w:r>
-              <w:rPr>
-                <w:lang w:val="en-US"/>
-              </w:rPr>
-              <w:t>ttk.Treeview</w:t>
-            </w:r>
-            <w:proofErr w:type="spellEnd"/>
-            <w:proofErr w:type="gramEnd"/>
-            <w:r>
-              <w:rPr>
-                <w:lang w:val="en-US"/>
-              </w:rPr>
-              <w:t xml:space="preserve"> tree</w:t>
+            <w:r>
+              <w:rPr>
+                <w:sz w:val="20"/>
+                <w:szCs w:val="20"/>
+                <w:lang w:val="en-US"/>
+              </w:rPr>
+              <w:t>AffiliateRepository repository</w:t>
+            </w:r>
+          </w:p>
+          <w:p>
+            <w:pPr>
+              <w:spacing w:after="40"/>
+              <w:rPr>
+                <w:lang w:val="en-US"/>
+              </w:rPr>
+            </w:pPr>
+            <w:r>
+              <w:rPr>
+                <w:sz w:val="20"/>
+                <w:szCs w:val="20"/>
+                <w:lang w:val="en-US"/>
+              </w:rPr>
+              <w:t>StringVar id_type_var, id_number_var, fu</w:t>
+            </w:r>
+            <w:r>
+              <w:rPr>
+                <w:sz w:val="20"/>
+                <w:szCs w:val="20"/>
+                <w:lang w:val="en-US"/>
+              </w:rPr>
+              <w:t>ll_name_var, income_var, employment_var, service_var, fee_var (solo lectura)</w:t>
+            </w:r>
+          </w:p>
+          <w:p>
+            <w:pPr>
+              <w:spacing w:after="40"/>
+              <w:rPr>
+                <w:lang w:val="en-US"/>
+              </w:rPr>
+            </w:pPr>
+            <w:r>
+              <w:rPr>
+                <w:sz w:val="20"/>
+                <w:szCs w:val="20"/>
+                <w:lang w:val="en-US"/>
+              </w:rPr>
+              <w:t>StringVar day_var, month_var, year_var</w:t>
+            </w:r>
+          </w:p>
+          <w:p>
+            <w:pPr>
+              <w:spacing w:after="40"/>
+              <w:rPr>
+                <w:lang w:val="en-US"/>
+              </w:rPr>
+            </w:pPr>
+            <w:r>
+              <w:rPr>
+                <w:sz w:val="20"/>
+                <w:szCs w:val="20"/>
+                <w:lang w:val="en-US"/>
+              </w:rPr>
+              <w:t>StringVar structure_var, report_var (solo lectura)</w:t>
+            </w:r>
+          </w:p>
+          <w:p>
+            <w:pPr>
+              <w:spacing w:after="40"/>
+              <w:rPr>
+                <w:lang w:val="en-US"/>
+              </w:rPr>
+            </w:pPr>
+            <w:r>
+              <w:rPr>
+                <w:sz w:val="20"/>
+                <w:szCs w:val="20"/>
+                <w:lang w:val="en-US"/>
+              </w:rPr>
+              <w:t>ttk.Treeview tree</w:t>
             </w:r>
           </w:p>
         </w:tc>
@@ -2008,7 +2234,34 @@
               <w:spacing w:after="40"/>
             </w:pPr>
             <w:r>
-              <w:t>Pila, Cola o Lista según la selección del usuario en la lista desplegable “Estructura de Datos”.</w:t>
+              <w:rPr>
+                <w:sz w:val="20"/>
+                <w:szCs w:val="20"/>
+              </w:rPr>
+              <w:t>Pila, Cola o Lista según la selección del usuario en la lista desplegab</w:t>
+            </w:r>
+            <w:r>
+              <w:rPr>
+                <w:sz w:val="20"/>
+                <w:szCs w:val="20"/>
+              </w:rPr>
+              <w:t xml:space="preserve">le “Data </w:t>
+            </w:r>
+            <w:proofErr w:type="spellStart"/>
+            <w:r>
+              <w:rPr>
+                <w:sz w:val="20"/>
+                <w:szCs w:val="20"/>
+              </w:rPr>
+              <w:t>Structure</w:t>
+            </w:r>
+            <w:proofErr w:type="spellEnd"/>
+            <w:r>
+              <w:rPr>
+                <w:sz w:val="20"/>
+                <w:szCs w:val="20"/>
+              </w:rPr>
+              <w:t>”.</w:t>
             </w:r>
           </w:p>
         </w:tc>
@@ -2034,14 +2287,26 @@
               <w:spacing w:after="40"/>
             </w:pPr>
             <w:r>
+              <w:rPr>
+                <w:sz w:val="20"/>
+                <w:szCs w:val="20"/>
+              </w:rPr>
               <w:t>REGISTRAR (_</w:t>
             </w:r>
             <w:proofErr w:type="spellStart"/>
             <w:r>
+              <w:rPr>
+                <w:sz w:val="20"/>
+                <w:szCs w:val="20"/>
+              </w:rPr>
               <w:t>on_register</w:t>
             </w:r>
             <w:proofErr w:type="spellEnd"/>
             <w:r>
+              <w:rPr>
+                <w:sz w:val="20"/>
+                <w:szCs w:val="20"/>
+              </w:rPr>
               <w:t>): valida y registra según la estructura seleccionada.</w:t>
             </w:r>
           </w:p>
@@ -2050,25 +2315,42 @@
               <w:spacing w:after="40"/>
             </w:pPr>
             <w:r>
+              <w:rPr>
+                <w:sz w:val="20"/>
+                <w:szCs w:val="20"/>
+              </w:rPr>
               <w:t>ELIMINAR (_</w:t>
             </w:r>
             <w:proofErr w:type="spellStart"/>
             <w:r>
+              <w:rPr>
+                <w:sz w:val="20"/>
+                <w:szCs w:val="20"/>
+              </w:rPr>
               <w:t>on_delete</w:t>
             </w:r>
             <w:proofErr w:type="spellEnd"/>
             <w:r>
+              <w:rPr>
+                <w:sz w:val="20"/>
+                <w:szCs w:val="20"/>
+              </w:rPr>
               <w:t xml:space="preserve">): </w:t>
             </w:r>
             <w:proofErr w:type="spellStart"/>
             <w:r>
-              <w:t>de</w:t>
-            </w:r>
-            <w:r>
-              <w:t>sapila</w:t>
-            </w:r>
-            <w:proofErr w:type="spellEnd"/>
-            <w:r>
+              <w:rPr>
+                <w:sz w:val="20"/>
+                <w:szCs w:val="20"/>
+              </w:rPr>
+              <w:t>desapila</w:t>
+            </w:r>
+            <w:proofErr w:type="spellEnd"/>
+            <w:r>
+              <w:rPr>
+                <w:sz w:val="20"/>
+                <w:szCs w:val="20"/>
+              </w:rPr>
               <w:t>, desencola o elimina por identificación, con confirmación.</w:t>
             </w:r>
           </w:p>
@@ -2077,14 +2359,26 @@
               <w:spacing w:after="40"/>
             </w:pPr>
             <w:r>
+              <w:rPr>
+                <w:sz w:val="20"/>
+                <w:szCs w:val="20"/>
+              </w:rPr>
               <w:t>REPORTE (_</w:t>
             </w:r>
             <w:proofErr w:type="spellStart"/>
             <w:r>
+              <w:rPr>
+                <w:sz w:val="20"/>
+                <w:szCs w:val="20"/>
+              </w:rPr>
               <w:t>on_report</w:t>
             </w:r>
             <w:proofErr w:type="spellEnd"/>
             <w:r>
+              <w:rPr>
+                <w:sz w:val="20"/>
+                <w:szCs w:val="20"/>
+              </w:rPr>
               <w:t>): muestra el reporte de la estructura.</w:t>
             </w:r>
           </w:p>
@@ -2093,14 +2387,26 @@
               <w:spacing w:after="40"/>
             </w:pPr>
             <w:r>
+              <w:rPr>
+                <w:sz w:val="20"/>
+                <w:szCs w:val="20"/>
+              </w:rPr>
               <w:t>LIMPIAR (_</w:t>
             </w:r>
             <w:proofErr w:type="spellStart"/>
             <w:r>
+              <w:rPr>
+                <w:sz w:val="20"/>
+                <w:szCs w:val="20"/>
+              </w:rPr>
               <w:t>on_clear</w:t>
             </w:r>
             <w:proofErr w:type="spellEnd"/>
             <w:r>
+              <w:rPr>
+                <w:sz w:val="20"/>
+                <w:szCs w:val="20"/>
+              </w:rPr>
               <w:t>): limpia los campos sin afectar los registros.</w:t>
             </w:r>
           </w:p>
@@ -2109,14 +2415,26 @@
               <w:spacing w:after="40"/>
             </w:pPr>
             <w:r>
+              <w:rPr>
+                <w:sz w:val="20"/>
+                <w:szCs w:val="20"/>
+              </w:rPr>
               <w:t>SALIR (_</w:t>
             </w:r>
             <w:proofErr w:type="spellStart"/>
             <w:r>
+              <w:rPr>
+                <w:sz w:val="20"/>
+                <w:szCs w:val="20"/>
+              </w:rPr>
               <w:t>on_exit</w:t>
             </w:r>
             <w:proofErr w:type="spellEnd"/>
             <w:r>
+              <w:rPr>
+                <w:sz w:val="20"/>
+                <w:szCs w:val="20"/>
+              </w:rPr>
               <w:t>): termina la ejecución.</w:t>
             </w:r>
           </w:p>
@@ -2125,42 +2443,70 @@
               <w:spacing w:after="40"/>
             </w:pPr>
             <w:r>
+              <w:rPr>
+                <w:sz w:val="20"/>
+                <w:szCs w:val="20"/>
+              </w:rPr>
               <w:t>_</w:t>
             </w:r>
             <w:proofErr w:type="spellStart"/>
             <w:r>
+              <w:rPr>
+                <w:sz w:val="20"/>
+                <w:szCs w:val="20"/>
+              </w:rPr>
               <w:t>update_fee</w:t>
             </w:r>
             <w:proofErr w:type="spellEnd"/>
             <w:r>
-              <w:t>: calcula la t</w:t>
-            </w:r>
-            <w:r>
-              <w:t>arifa (evento).</w:t>
-            </w:r>
-          </w:p>
-          <w:p>
-            <w:pPr>
-              <w:spacing w:after="40"/>
-            </w:pPr>
-            <w:r>
-              <w:lastRenderedPageBreak/>
+              <w:rPr>
+                <w:sz w:val="20"/>
+                <w:szCs w:val="20"/>
+              </w:rPr>
+              <w:t>: calcula la tarifa (evento).</w:t>
+            </w:r>
+          </w:p>
+          <w:p>
+            <w:pPr>
+              <w:spacing w:after="40"/>
+            </w:pPr>
+            <w:r>
+              <w:rPr>
+                <w:sz w:val="20"/>
+                <w:szCs w:val="20"/>
+              </w:rPr>
               <w:t>_</w:t>
             </w:r>
             <w:proofErr w:type="spellStart"/>
             <w:r>
+              <w:rPr>
+                <w:sz w:val="20"/>
+                <w:szCs w:val="20"/>
+              </w:rPr>
               <w:t>refresh_tree</w:t>
             </w:r>
             <w:proofErr w:type="spellEnd"/>
             <w:r>
+              <w:rPr>
+                <w:sz w:val="20"/>
+                <w:szCs w:val="20"/>
+              </w:rPr>
               <w:t xml:space="preserve">: redibuja el </w:t>
             </w:r>
             <w:proofErr w:type="spellStart"/>
             <w:r>
+              <w:rPr>
+                <w:sz w:val="20"/>
+                <w:szCs w:val="20"/>
+              </w:rPr>
               <w:t>Treeview</w:t>
             </w:r>
             <w:proofErr w:type="spellEnd"/>
             <w:r>
+              <w:rPr>
+                <w:sz w:val="20"/>
+                <w:szCs w:val="20"/>
+              </w:rPr>
               <w:t>.</w:t>
             </w:r>
           </w:p>
@@ -2175,8 +2521,9 @@
         <w:rPr>
           <w:b/>
           <w:bCs/>
+          <w:sz w:val="22"/>
+          <w:szCs w:val="22"/>
         </w:rPr>
-        <w:lastRenderedPageBreak/>
         <w:t>Supuestos de diseño</w:t>
       </w:r>
     </w:p>
@@ -2190,7 +2537,18 @@
         <w:spacing w:after="60"/>
       </w:pPr>
       <w:r>
-        <w:t>Los rangos de ingresos se toman con límite superior inclusivo (≤ $2.000.000, ≤ $3.000.000, ≤ $4.000.000, ≤ $5.000.000) y el rango “&gt; $5.000.000” aplica solo por encima de $5.000.000. Un ingreso menor a $1.000.000 se asigna al primer rango.</w:t>
+        <w:rPr>
+          <w:sz w:val="22"/>
+          <w:szCs w:val="22"/>
+        </w:rPr>
+        <w:t xml:space="preserve">Los rangos de ingresos se toman con límite superior inclusivo (≤ $2.000.000, ≤ $3.000.000, ≤ $4.000.000, ≤ $5.000.000) y el rango “&gt; $5.000.000” aplica solo </w:t>
+      </w:r>
+      <w:r>
+        <w:rPr>
+          <w:sz w:val="22"/>
+          <w:szCs w:val="22"/>
+        </w:rPr>
+        <w:t>por encima de $5.000.000. Los ingresos menores a $1.000.000 no están contemplados en las tablas del anexo: la aplicación no calcula tarifa, muestra un mensaje de validación y no permite registrar al afiliado.</w:t>
       </w:r>
     </w:p>
     <w:p>
@@ -2203,18 +2561,50 @@
         <w:spacing w:after="60"/>
       </w:pPr>
       <w:r>
+        <w:rPr>
+          <w:sz w:val="22"/>
+          <w:szCs w:val="22"/>
+        </w:rPr>
         <w:t xml:space="preserve">El </w:t>
       </w:r>
       <w:proofErr w:type="spellStart"/>
       <w:r>
+        <w:rPr>
+          <w:sz w:val="22"/>
+          <w:szCs w:val="22"/>
+        </w:rPr>
         <w:t>Treeview</w:t>
       </w:r>
       <w:proofErr w:type="spellEnd"/>
       <w:r>
-        <w:t xml:space="preserve"> es ú</w:t>
+        <w:rPr>
+          <w:sz w:val="22"/>
+          <w:szCs w:val="22"/>
+        </w:rPr>
+        <w:t xml:space="preserve"> es único y muestra la estructura se</w:t>
       </w:r>
       <w:r>
-        <w:t>nico y muestra la estructura seleccionada en la lista “Estructura de Datos” (pila: tope primero; cola: frente primero; lista: orden de ingreso). Esa misma selección define dónde se registra, elimina y reporta.</w:t>
+        <w:rPr>
+          <w:sz w:val="22"/>
+          <w:szCs w:val="22"/>
+        </w:rPr>
+        <w:t xml:space="preserve">leccionada en la lista “Data </w:t>
+      </w:r>
+      <w:proofErr w:type="spellStart"/>
+      <w:r>
+        <w:rPr>
+          <w:sz w:val="22"/>
+          <w:szCs w:val="22"/>
+        </w:rPr>
+        <w:t>Structure</w:t>
+      </w:r>
+      <w:proofErr w:type="spellEnd"/>
+      <w:r>
+        <w:rPr>
+          <w:sz w:val="22"/>
+          <w:szCs w:val="22"/>
+        </w:rPr>
+        <w:t>” (pila: tope primero; cola: frente primero; lista: orden de ingreso). Esa misma selección define dónde se registra, elimina y reporta.</w:t>
       </w:r>
     </w:p>
     <w:p>
@@ -2227,10 +2617,18 @@
         <w:spacing w:after="60"/>
       </w:pPr>
       <w:r>
-        <w:t>El botón Limpiar restablece los campos del for</w:t>
+        <w:rPr>
+          <w:sz w:val="22"/>
+          <w:szCs w:val="22"/>
+        </w:rPr>
+        <w:t>El botón Limpiar restablece los campos del formulario, pero conserva la estructura</w:t>
       </w:r>
       <w:r>
-        <w:t>mulario, pero conserva la estructura seleccionada y los registros almacenados.</w:t>
+        <w:rPr>
+          <w:sz w:val="22"/>
+          <w:szCs w:val="22"/>
+        </w:rPr>
+        <w:t xml:space="preserve"> seleccionada y los registros almacenados.</w:t>
       </w:r>
     </w:p>
     <w:p>
@@ -2243,30 +2641,58 @@
         <w:spacing w:after="60"/>
       </w:pPr>
       <w:r>
+        <w:rPr>
+          <w:sz w:val="22"/>
+          <w:szCs w:val="22"/>
+        </w:rPr>
         <w:t>Convención de Python para ámbito de visibilidad: atributos públicos sin guion bajo y privados con guion bajo inicial (_</w:t>
       </w:r>
       <w:proofErr w:type="spellStart"/>
       <w:r>
+        <w:rPr>
+          <w:sz w:val="22"/>
+          <w:szCs w:val="22"/>
+        </w:rPr>
         <w:t>stack</w:t>
       </w:r>
       <w:proofErr w:type="spellEnd"/>
       <w:r>
+        <w:rPr>
+          <w:sz w:val="22"/>
+          <w:szCs w:val="22"/>
+        </w:rPr>
         <w:t>, _</w:t>
       </w:r>
       <w:proofErr w:type="spellStart"/>
       <w:r>
+        <w:rPr>
+          <w:sz w:val="22"/>
+          <w:szCs w:val="22"/>
+        </w:rPr>
         <w:t>queue</w:t>
       </w:r>
       <w:proofErr w:type="spellEnd"/>
       <w:r>
+        <w:rPr>
+          <w:sz w:val="22"/>
+          <w:szCs w:val="22"/>
+        </w:rPr>
         <w:t>, _</w:t>
       </w:r>
       <w:proofErr w:type="spellStart"/>
       <w:r>
+        <w:rPr>
+          <w:sz w:val="22"/>
+          <w:szCs w:val="22"/>
+        </w:rPr>
         <w:t>list</w:t>
       </w:r>
       <w:proofErr w:type="spellEnd"/>
       <w:r>
+        <w:rPr>
+          <w:sz w:val="22"/>
+          <w:szCs w:val="22"/>
+        </w:rPr>
         <w:t>).</w:t>
       </w:r>
     </w:p>
@@ -2283,10 +2709,10 @@
 <file path=word/numbering.xml><?xml version="1.0" encoding="utf-8"?>
 <w:numbering xmlns:wpc="http://schemas.microsoft.com/office/word/2010/wordprocessingCanvas" xmlns:cx="http://schemas.microsoft.com/office/drawing/2014/chartex" xmlns:cx1="http://schemas.microsoft.com/office/drawing/2015/9/8/chartex" xmlns:cx2="http://schemas.microsoft.com/office/drawing/2015/10/21/chartex" xmlns:cx3="http://schemas.microsoft.com/office/drawing/2016/5/9/chartex" xmlns:cx4="http://schemas.microsoft.com/office/drawing/2016/5/10/chartex" xmlns:cx5="http://schemas.microsoft.com/office/drawing/2016/5/11/chartex" xmlns:cx6="http://schemas.microsoft.com/office/drawing/2016/5/12/chartex" xmlns:cx7="http://schemas.microsoft.com/office/drawing/2016/5/13/chartex" xmlns:cx8="http://schemas.microsoft.com/office/drawing/2016/5/14/chartex" xmlns:mc="http://schemas.openxmlformats.org/markup-compatibility/2006" xmlns:aink="http://schemas.microsoft.com/office/drawing/2016/ink" xmlns:am3d="http://schemas.microsoft.com/office/drawing/2017/model3d" xmlns:o="urn:schemas-microsoft-com:office:office" xmlns:r="http://schemas.openxmlformats.org/officeDocument/2006/relationships" xmlns:m="http://schemas.openxmlformats.org/officeDocument/2006/math" xmlns:v="urn:schemas-microsoft-com:vml" xmlns:wp14="http://schemas.microsoft.com/office/word/2010/wordprocessingDrawing" xmlns:wp="http://schemas.openxmlformats.org/drawingml/2006/wordprocessingDrawing" xmlns:w10="urn:schemas-microsoft-com:office:word" xmlns:w="http://schemas.openxmlformats.org/wordprocessingml/2006/main" xmlns:w14="http://schemas.microsoft.com/office/word/2010/wordml" xmlns:w15="http://schemas.microsoft.com/office/word/2012/wordml" xmlns:w16cex="http://schemas.microsoft.com/office/word/2018/wordml/cex" xmlns:w16cid="http://schemas.microsoft.com/office/word/2016/wordml/cid" xmlns:w16="http://schemas.microsoft.com/office/word/2018/wordml" xmlns:w16sdtdh="http://schemas.microsoft.com/office/word/2020/wordml/sdtdatahash" xmlns:w16se="http://schemas.microsoft.com/office/word/2015/wordml/symex" xmlns:wpg="http://schemas.microsoft.com/office/word/2010/wordprocessingGroup" xmlns:wpi="http://schemas.microsoft.com/office/word/2010/wordprocessingInk" xmlns:wne="http://schemas.microsoft.com/office/word/2006/wordml" xmlns:wps="http://schemas.microsoft.com/office/word/2010/wordprocessingShape" mc:Ignorable="w14 w15 w16se w16cid w16 w16cex w16sdtdh wp14">
   <w:abstractNum w:abstractNumId="0" w15:restartNumberingAfterBreak="0">
-    <w:nsid w:val="44C174A9"/>
+    <w:nsid w:val="1C8B3FFE"/>
     <w:multiLevelType w:val="hybridMultilevel"/>
-    <w:tmpl w:val="9C168E7A"/>
-    <w:lvl w:ilvl="0" w:tplc="527E10DA">
+    <w:tmpl w:val="7DEAE116"/>
+    <w:lvl w:ilvl="0" w:tplc="9E8E1972">
       <w:start w:val="1"/>
       <w:numFmt w:val="bullet"/>
       <w:lvlText w:val="•"/>
@@ -2295,52 +2721,52 @@
         <w:ind w:left="1080" w:hanging="360"/>
       </w:pPr>
     </w:lvl>
-    <w:lvl w:ilvl="1" w:tplc="BCAA7E10">
+    <w:lvl w:ilvl="1" w:tplc="8DF44DC0">
       <w:numFmt w:val="decimal"/>
       <w:lvlText w:val=""/>
       <w:lvlJc w:val="left"/>
     </w:lvl>
-    <w:lvl w:ilvl="2" w:tplc="9A58C3E2">
+    <w:lvl w:ilvl="2" w:tplc="48CC0FC2">
       <w:numFmt w:val="decimal"/>
       <w:lvlText w:val=""/>
       <w:lvlJc w:val="left"/>
     </w:lvl>
-    <w:lvl w:ilvl="3" w:tplc="5A501558">
+    <w:lvl w:ilvl="3" w:tplc="DEBEDB94">
       <w:numFmt w:val="decimal"/>
       <w:lvlText w:val=""/>
       <w:lvlJc w:val="left"/>
     </w:lvl>
-    <w:lvl w:ilvl="4" w:tplc="1DFA79C4">
+    <w:lvl w:ilvl="4" w:tplc="4038137E">
       <w:numFmt w:val="decimal"/>
       <w:lvlText w:val=""/>
       <w:lvlJc w:val="left"/>
     </w:lvl>
-    <w:lvl w:ilvl="5" w:tplc="DE2E085E">
+    <w:lvl w:ilvl="5" w:tplc="4B9ACF8C">
       <w:numFmt w:val="decimal"/>
       <w:lvlText w:val=""/>
       <w:lvlJc w:val="left"/>
     </w:lvl>
-    <w:lvl w:ilvl="6" w:tplc="3B580038">
+    <w:lvl w:ilvl="6" w:tplc="A92680AA">
       <w:numFmt w:val="decimal"/>
       <w:lvlText w:val=""/>
       <w:lvlJc w:val="left"/>
     </w:lvl>
-    <w:lvl w:ilvl="7" w:tplc="BC14BF6E">
+    <w:lvl w:ilvl="7" w:tplc="626AD978">
       <w:numFmt w:val="decimal"/>
       <w:lvlText w:val=""/>
       <w:lvlJc w:val="left"/>
     </w:lvl>
-    <w:lvl w:ilvl="8" w:tplc="8C7E4478">
+    <w:lvl w:ilvl="8" w:tplc="6298DFCC">
       <w:numFmt w:val="decimal"/>
       <w:lvlText w:val=""/>
       <w:lvlJc w:val="left"/>
     </w:lvl>
   </w:abstractNum>
   <w:abstractNum w:abstractNumId="1" w15:restartNumberingAfterBreak="0">
-    <w:nsid w:val="7DE17CAA"/>
+    <w:nsid w:val="4E0B30CA"/>
     <w:multiLevelType w:val="hybridMultilevel"/>
-    <w:tmpl w:val="CCF45798"/>
-    <w:lvl w:ilvl="0" w:tplc="B3C89830">
+    <w:tmpl w:val="FF90F760"/>
+    <w:lvl w:ilvl="0" w:tplc="C4C08434">
       <w:start w:val="1"/>
       <w:numFmt w:val="bullet"/>
       <w:lvlText w:val="●"/>
@@ -2349,7 +2775,7 @@
         <w:ind w:left="720" w:hanging="360"/>
       </w:pPr>
     </w:lvl>
-    <w:lvl w:ilvl="1" w:tplc="F7C27B80">
+    <w:lvl w:ilvl="1" w:tplc="6602B71C">
       <w:start w:val="1"/>
       <w:numFmt w:val="bullet"/>
       <w:lvlText w:val="○"/>
@@ -2358,7 +2784,7 @@
         <w:ind w:left="1440" w:hanging="360"/>
       </w:pPr>
     </w:lvl>
-    <w:lvl w:ilvl="2" w:tplc="7B3E696E">
+    <w:lvl w:ilvl="2" w:tplc="39D64C82">
       <w:start w:val="1"/>
       <w:numFmt w:val="bullet"/>
       <w:lvlText w:val="■"/>
@@ -2367,7 +2793,7 @@
         <w:ind w:left="2160" w:hanging="360"/>
       </w:pPr>
     </w:lvl>
-    <w:lvl w:ilvl="3" w:tplc="379EFF36">
+    <w:lvl w:ilvl="3" w:tplc="A6E651DA">
       <w:start w:val="1"/>
       <w:numFmt w:val="bullet"/>
       <w:lvlText w:val="●"/>
@@ -2376,7 +2802,7 @@
         <w:ind w:left="2880" w:hanging="360"/>
       </w:pPr>
     </w:lvl>
-    <w:lvl w:ilvl="4" w:tplc="4156D778">
+    <w:lvl w:ilvl="4" w:tplc="AF26B692">
       <w:start w:val="1"/>
       <w:numFmt w:val="bullet"/>
       <w:lvlText w:val="○"/>
@@ -2385,7 +2811,7 @@
         <w:ind w:left="3600" w:hanging="360"/>
       </w:pPr>
     </w:lvl>
-    <w:lvl w:ilvl="5" w:tplc="D87CA2E4">
+    <w:lvl w:ilvl="5" w:tplc="80723E04">
       <w:start w:val="1"/>
       <w:numFmt w:val="bullet"/>
       <w:lvlText w:val="■"/>
@@ -2394,7 +2820,7 @@
         <w:ind w:left="4320" w:hanging="360"/>
       </w:pPr>
     </w:lvl>
-    <w:lvl w:ilvl="6" w:tplc="7C2C0608">
+    <w:lvl w:ilvl="6" w:tplc="926813C2">
       <w:start w:val="1"/>
       <w:numFmt w:val="bullet"/>
       <w:lvlText w:val="●"/>
@@ -2403,7 +2829,7 @@
         <w:ind w:left="5040" w:hanging="360"/>
       </w:pPr>
     </w:lvl>
-    <w:lvl w:ilvl="7" w:tplc="D73EEDA4">
+    <w:lvl w:ilvl="7" w:tplc="6E5C3440">
       <w:start w:val="1"/>
       <w:numFmt w:val="bullet"/>
       <w:lvlText w:val="●"/>
@@ -2412,7 +2838,7 @@
         <w:ind w:left="5760" w:hanging="360"/>
       </w:pPr>
     </w:lvl>
-    <w:lvl w:ilvl="8" w:tplc="4CE0BEC8">
+    <w:lvl w:ilvl="8" w:tplc="C2DE642A">
       <w:start w:val="1"/>
       <w:numFmt w:val="bullet"/>
       <w:lvlText w:val="●"/>
